--- a/questions/2-2_컴퓨팅및네트워크_2부 (21문제).docx
+++ b/questions/2-2_컴퓨팅및네트워크_2부 (21문제).docx
@@ -168,13 +168,11 @@
           <w:b/>
           <w:color w:val="0000FF"/>
         </w:rPr>
-        <w:t xml:space="preserve">A. </w:t>
-      </w:r>
-      <w:r>
-        <w:t>Software Assurance</w:t>
+        <w:t>A. 4</w:t>
         <w:br/>
         <w:t>93</w:t>
       </w:r>
+      <w:r/>
     </w:p>
     <w:p/>
     <w:p>
@@ -203,13 +201,11 @@
           <w:b/>
           <w:color w:val="0000FF"/>
         </w:rPr>
-        <w:t xml:space="preserve">A. </w:t>
-      </w:r>
-      <w:r>
-        <w:t>1</w:t>
+        <w:t>A. 2</w:t>
         <w:br/>
         <w:t>116</w:t>
       </w:r>
+      <w:r/>
     </w:p>
     <w:p/>
     <w:p>
@@ -236,13 +232,11 @@
           <w:b/>
           <w:color w:val="0000FF"/>
         </w:rPr>
-        <w:t xml:space="preserve">A. </w:t>
-      </w:r>
-      <w:r>
-        <w:t>2</w:t>
+        <w:t>A. 예-아니오-예</w:t>
         <w:br/>
         <w:t>123</w:t>
       </w:r>
+      <w:r/>
     </w:p>
     <w:p/>
     <w:p>
@@ -481,13 +475,11 @@
           <w:b/>
           <w:color w:val="0000FF"/>
         </w:rPr>
-        <w:t xml:space="preserve">A. </w:t>
-      </w:r>
-      <w:r>
-        <w:t>4</w:t>
+        <w:t>A. 1</w:t>
         <w:br/>
         <w:t>159</w:t>
       </w:r>
+      <w:r/>
     </w:p>
     <w:p/>
     <w:p>
